--- a/assets/Nikos_Vasileiadis_CV_Irish.docx
+++ b/assets/Nikos_Vasileiadis_CV_Irish.docx
@@ -192,7 +192,7 @@
         <w:pStyle w:val="BodyText"/>
       </w:pPr>
       <w:r>
-        <w:t xml:space="preserve">I’m currently an Engineering Manager at Utility Warehouse (FTSE 250), where I run platform services for the company’s main website and lead a specialist engineering team. What I’ve learned across those years is that the work I care most about is creating the conditions where people do their best work — through clarity, trust, and genuine investment in their growth.</w:t>
+        <w:t xml:space="preserve">I’m currently an Engineering Manager at Utility Warehouse (FTSE 250), a UK multi-service provider of energy, broadband, mobile, and insurance — where I run platform services for the company’s main website and lead a specialist engineering team. What I’ve learned across those years — working across financial services, regulated utilities, global retail, and public sector — is that the work I care most about is creating the conditions where people do their best work — through clarity, trust, and genuine investment in their growth.</w:t>
       </w:r>
     </w:p>
     <w:p>
@@ -414,7 +414,7 @@
         <w:t xml:space="preserve"> </w:t>
       </w:r>
       <w:r>
-        <w:t xml:space="preserve">(Telecom Plus PLC · FTSE 250)</w:t>
+        <w:t xml:space="preserve">(Telecom Plus PLC · FTSE 250 — multi-service provider of energy, broadband, mobile &amp; insurance)</w:t>
       </w:r>
       <w:r>
         <w:br/>
@@ -986,7 +986,7 @@
         <w:t xml:space="preserve"> </w:t>
       </w:r>
       <w:r>
-        <w:t xml:space="preserve">(Telecom Plus PLC · FTSE 250)</w:t>
+        <w:t xml:space="preserve">(Telecom Plus PLC · FTSE 250 — multi-service provider of energy, broadband, mobile &amp; insurance)</w:t>
       </w:r>
       <w:r>
         <w:br/>
@@ -1174,7 +1174,7 @@
         <w:pStyle w:val="BodyText"/>
       </w:pPr>
       <w:r>
-        <w:t xml:space="preserve">Maintained public-facing digital assets in a regulated financial services environment while mentoring teams on code quality and UX standards.</w:t>
+        <w:t xml:space="preserve">Maintained public-facing digital assets for the UK’s 5th largest building society — a regulated financial services environment — while mentoring teams on code quality and UX standards.</w:t>
       </w:r>
     </w:p>
     <w:p>

--- a/assets/Nikos_Vasileiadis_CV_Irish.docx
+++ b/assets/Nikos_Vasileiadis_CV_Irish.docx
@@ -184,6 +184,14 @@
         <w:pStyle w:val="FirstParagraph"/>
       </w:pPr>
       <w:r>
+        <w:t xml:space="preserve">{: .icon-user}</w:t>
+      </w:r>
+    </w:p>
+    <w:p>
+      <w:pPr>
+        <w:pStyle w:val="BodyText"/>
+      </w:pPr>
+      <w:r>
         <w:t xml:space="preserve">I started building websites as a teenager in northern Greece and turned a hobby into a 20-year career. After a decade of freelancing, teaching adults to use computers, and organising open-source conferences, I moved to Leeds in 2015 and found my way into engineering leadership — first through UX and Agile, then through platform teams and people management.</w:t>
       </w:r>
     </w:p>
@@ -211,6 +219,14 @@
       </w:pPr>
       <w:r>
         <w:t xml:space="preserve">What I’m About</w:t>
+      </w:r>
+    </w:p>
+    <w:p>
+      <w:pPr>
+        <w:pStyle w:val="FirstParagraph"/>
+      </w:pPr>
+      <w:r>
+        <w:t xml:space="preserve">{: .icon-grid}</w:t>
       </w:r>
     </w:p>
     <w:p>
@@ -256,7 +272,7 @@
         <w:t xml:space="preserve"> </w:t>
       </w:r>
       <w:r>
-        <w:t xml:space="preserve">I built the cases for.</w:t>
+        <w:t xml:space="preserve">I built the cases for — backed by DORA data. Heartbeat surveys for team wellbeing. I measure what matters and act on it.</w:t>
       </w:r>
     </w:p>
     <w:p>
@@ -390,6 +406,14 @@
         <w:t xml:space="preserve">Experience</w:t>
       </w:r>
     </w:p>
+    <w:p>
+      <w:pPr>
+        <w:pStyle w:val="FirstParagraph"/>
+      </w:pPr>
+      <w:r>
+        <w:t xml:space="preserve">{: .icon-clock}</w:t>
+      </w:r>
+    </w:p>
     <w:bookmarkStart w:id="14" w:name="software-engineering-manager"/>
     <w:p>
       <w:pPr>
@@ -523,13 +547,13 @@
           <w:b/>
           <w:bCs/>
         </w:rPr>
-        <w:t xml:space="preserve">Navigated restructurings.</w:t>
-      </w:r>
-      <w:r>
-        <w:t xml:space="preserve"> </w:t>
-      </w:r>
-      <w:r>
-        <w:t xml:space="preserve">When the organisation restructured — three times — I took responsibility for working out where the team should sit: mapping scope, talking to stakeholders, and building consensus. It wasn’t in my job description; it needed doing.</w:t>
+        <w:t xml:space="preserve">Measured what mattered.</w:t>
+      </w:r>
+      <w:r>
+        <w:t xml:space="preserve"> </w:t>
+      </w:r>
+      <w:r>
+        <w:t xml:space="preserve">I started with manual team health tracking (TeamRetro) and custom DORA dashboards before the company rolled out DX. Now I use deployment frequency, lead time, change failure rate, and MTTR to understand delivery health — and that data directly feeds into promotion cases and bonus decisions. Alongside that, monthly Peakon Heartbeat surveys tell me how the team is actually doing — and I act on it. Performance isn’t just throughput; it’s whether people are in a position to sustain it.</w:t>
       </w:r>
     </w:p>
     <w:p>
@@ -545,13 +569,13 @@
           <w:b/>
           <w:bCs/>
         </w:rPr>
-        <w:t xml:space="preserve">Fought for what mattered.</w:t>
-      </w:r>
-      <w:r>
-        <w:t xml:space="preserve"> </w:t>
-      </w:r>
-      <w:r>
-        <w:t xml:space="preserve">When one restructuring would have dissolved the Design Systems team, I pushed back and made the case for keeping it. That team went on to enable the company-wide rebrand.</w:t>
+        <w:t xml:space="preserve">Navigated restructurings.</w:t>
+      </w:r>
+      <w:r>
+        <w:t xml:space="preserve"> </w:t>
+      </w:r>
+      <w:r>
+        <w:t xml:space="preserve">When the organisation restructured — three times — I took responsibility for working out where the team should sit: mapping scope, talking to stakeholders, and building consensus. It wasn’t in my job description; it needed doing.</w:t>
       </w:r>
     </w:p>
     <w:p>
@@ -567,37 +591,13 @@
           <w:b/>
           <w:bCs/>
         </w:rPr>
-        <w:t xml:space="preserve">Built a documentation culture from nothing.</w:t>
-      </w:r>
-      <w:r>
-        <w:t xml:space="preserve"> </w:t>
-      </w:r>
-      <w:r>
-        <w:t xml:space="preserve">We inherited a CMS that nobody had documented in years. I started by mapping what existed — we called it</w:t>
-      </w:r>
-      <w:r>
-        <w:t xml:space="preserve"> </w:t>
-      </w:r>
-      <w:r>
-        <w:t xml:space="preserve">“Archaeology”</w:t>
-      </w:r>
-      <w:r>
-        <w:t xml:space="preserve"> </w:t>
-      </w:r>
-      <w:r>
-        <w:t xml:space="preserve">— and built up from there. Over</w:t>
-      </w:r>
-      <w:r>
-        <w:t xml:space="preserve"> </w:t>
-      </w:r>
-      <w:r>
-        <w:t xml:space="preserve">100 articles</w:t>
-      </w:r>
-      <w:r>
-        <w:t xml:space="preserve"> </w:t>
-      </w:r>
-      <w:r>
-        <w:t xml:space="preserve">of process and technical documentation now, from architecture decisions to onboarding guides.</w:t>
+        <w:t xml:space="preserve">Fought for what mattered.</w:t>
+      </w:r>
+      <w:r>
+        <w:t xml:space="preserve"> </w:t>
+      </w:r>
+      <w:r>
+        <w:t xml:space="preserve">When one restructuring would have dissolved the Design Systems team, I pushed back and made the case for keeping it. That team went on to enable the company-wide rebrand.</w:t>
       </w:r>
     </w:p>
     <w:p>
@@ -613,13 +613,37 @@
           <w:b/>
           <w:bCs/>
         </w:rPr>
-        <w:t xml:space="preserve">Upskilled the team.</w:t>
-      </w:r>
-      <w:r>
-        <w:t xml:space="preserve"> </w:t>
-      </w:r>
-      <w:r>
-        <w:t xml:space="preserve">When we needed Kubernetes knowledge, I learned it first, trained the team, and documented it. I encouraged engineers to present at cross-team forums, own RFCs, and share what they knew — so they could operate independently across the full stack.</w:t>
+        <w:t xml:space="preserve">Built a documentation culture from nothing.</w:t>
+      </w:r>
+      <w:r>
+        <w:t xml:space="preserve"> </w:t>
+      </w:r>
+      <w:r>
+        <w:t xml:space="preserve">We inherited a CMS that nobody had documented in years. I started by mapping what existed — we called it</w:t>
+      </w:r>
+      <w:r>
+        <w:t xml:space="preserve"> </w:t>
+      </w:r>
+      <w:r>
+        <w:t xml:space="preserve">“Archaeology”</w:t>
+      </w:r>
+      <w:r>
+        <w:t xml:space="preserve"> </w:t>
+      </w:r>
+      <w:r>
+        <w:t xml:space="preserve">— and built up from there. Over</w:t>
+      </w:r>
+      <w:r>
+        <w:t xml:space="preserve"> </w:t>
+      </w:r>
+      <w:r>
+        <w:t xml:space="preserve">100 articles</w:t>
+      </w:r>
+      <w:r>
+        <w:t xml:space="preserve"> </w:t>
+      </w:r>
+      <w:r>
+        <w:t xml:space="preserve">of process and technical documentation now, from architecture decisions to onboarding guides.</w:t>
       </w:r>
     </w:p>
     <w:p>
@@ -635,37 +659,13 @@
           <w:b/>
           <w:bCs/>
         </w:rPr>
-        <w:t xml:space="preserve">Hired well.</w:t>
-      </w:r>
-      <w:r>
-        <w:t xml:space="preserve"> </w:t>
-      </w:r>
-      <w:r>
-        <w:t xml:space="preserve">Involved in hiring</w:t>
-      </w:r>
-      <w:r>
-        <w:t xml:space="preserve"> </w:t>
-      </w:r>
-      <w:r>
-        <w:t xml:space="preserve">3</w:t>
-      </w:r>
-      <w:r>
-        <w:t xml:space="preserve"> </w:t>
-      </w:r>
-      <w:r>
-        <w:t xml:space="preserve">external engineers and bringing in</w:t>
-      </w:r>
-      <w:r>
-        <w:t xml:space="preserve"> </w:t>
-      </w:r>
-      <w:r>
-        <w:t xml:space="preserve">4</w:t>
-      </w:r>
-      <w:r>
-        <w:t xml:space="preserve"> </w:t>
-      </w:r>
-      <w:r>
-        <w:t xml:space="preserve">through internal transfers — from candidate assessment through to onboarding.</w:t>
+        <w:t xml:space="preserve">Upskilled the team.</w:t>
+      </w:r>
+      <w:r>
+        <w:t xml:space="preserve"> </w:t>
+      </w:r>
+      <w:r>
+        <w:t xml:space="preserve">When we needed Kubernetes knowledge, I learned it first, trained the team, and documented it. I encouraged engineers to present at cross-team forums, own RFCs, and share what they knew — so they could operate independently across the full stack.</w:t>
       </w:r>
     </w:p>
     <w:p>
@@ -681,25 +681,37 @@
           <w:b/>
           <w:bCs/>
         </w:rPr>
-        <w:t xml:space="preserve">Delivered a company-wide rebrand (Oct 2025 – Apr 2026).</w:t>
-      </w:r>
-      <w:r>
-        <w:t xml:space="preserve"> </w:t>
-      </w:r>
-      <w:r>
-        <w:t xml:space="preserve">The team shipped the brand refresh across</w:t>
-      </w:r>
-      <w:r>
-        <w:t xml:space="preserve"> </w:t>
-      </w:r>
-      <w:r>
-        <w:t xml:space="preserve">522 pages</w:t>
-      </w:r>
-      <w:r>
-        <w:t xml:space="preserve"> </w:t>
-      </w:r>
-      <w:r>
-        <w:t xml:space="preserve">of the uw.co.uk estate — the main website, the partner portal, the customer account system. We were the critical path: nobody else’s rebrand work could go live until ours shipped. We wrote automated migration scripts that saved content editors hundreds of hours of manual work.</w:t>
+        <w:t xml:space="preserve">Hired well.</w:t>
+      </w:r>
+      <w:r>
+        <w:t xml:space="preserve"> </w:t>
+      </w:r>
+      <w:r>
+        <w:t xml:space="preserve">Involved in hiring</w:t>
+      </w:r>
+      <w:r>
+        <w:t xml:space="preserve"> </w:t>
+      </w:r>
+      <w:r>
+        <w:t xml:space="preserve">3</w:t>
+      </w:r>
+      <w:r>
+        <w:t xml:space="preserve"> </w:t>
+      </w:r>
+      <w:r>
+        <w:t xml:space="preserve">external engineers and bringing in</w:t>
+      </w:r>
+      <w:r>
+        <w:t xml:space="preserve"> </w:t>
+      </w:r>
+      <w:r>
+        <w:t xml:space="preserve">4</w:t>
+      </w:r>
+      <w:r>
+        <w:t xml:space="preserve"> </w:t>
+      </w:r>
+      <w:r>
+        <w:t xml:space="preserve">through internal transfers — from candidate assessment through to onboarding.</w:t>
       </w:r>
     </w:p>
     <w:p>
@@ -715,43 +727,13 @@
           <w:b/>
           <w:bCs/>
         </w:rPr>
-        <w:t xml:space="preserve">Kept the platform running.</w:t>
-      </w:r>
-      <w:r>
-        <w:t xml:space="preserve"> </w:t>
-      </w:r>
-      <w:r>
-        <w:t xml:space="preserve">100% uptime</w:t>
-      </w:r>
-      <w:r>
-        <w:t xml:space="preserve"> </w:t>
-      </w:r>
-      <w:r>
-        <w:t xml:space="preserve">on uw.co.uk (SLO: 99.99%),</w:t>
-      </w:r>
-      <w:r>
-        <w:t xml:space="preserve"> </w:t>
-      </w:r>
-      <w:r>
-        <w:t xml:space="preserve">&lt;3s</w:t>
-      </w:r>
-      <w:r>
-        <w:t xml:space="preserve"> </w:t>
-      </w:r>
-      <w:r>
-        <w:t xml:space="preserve">page loads on critical pages,</w:t>
-      </w:r>
-      <w:r>
-        <w:t xml:space="preserve"> </w:t>
-      </w:r>
-      <w:r>
-        <w:t xml:space="preserve">1 incident</w:t>
-      </w:r>
-      <w:r>
-        <w:t xml:space="preserve"> </w:t>
-      </w:r>
-      <w:r>
-        <w:t xml:space="preserve">this year (resolved within hours). The estate includes</w:t>
+        <w:t xml:space="preserve">Delivered a company-wide rebrand (Oct 2025 – Apr 2026).</w:t>
+      </w:r>
+      <w:r>
+        <w:t xml:space="preserve"> </w:t>
+      </w:r>
+      <w:r>
+        <w:t xml:space="preserve">The team shipped the brand refresh across</w:t>
       </w:r>
       <w:r>
         <w:t xml:space="preserve"> </w:t>
@@ -760,67 +742,10 @@
         <w:t xml:space="preserve">522 pages</w:t>
       </w:r>
       <w:r>
-        <w:t xml:space="preserve">,</w:t>
-      </w:r>
-      <w:r>
-        <w:t xml:space="preserve"> </w:t>
-      </w:r>
-      <w:r>
-        <w:t xml:space="preserve">3,157 media assets</w:t>
-      </w:r>
-      <w:r>
-        <w:t xml:space="preserve">,</w:t>
-      </w:r>
-      <w:r>
-        <w:t xml:space="preserve"> </w:t>
-      </w:r>
-      <w:r>
-        <w:t xml:space="preserve">1,090 shortlinks</w:t>
-      </w:r>
-      <w:r>
-        <w:t xml:space="preserve">, and</w:t>
-      </w:r>
-      <w:r>
-        <w:t xml:space="preserve"> </w:t>
-      </w:r>
-      <w:r>
-        <w:t xml:space="preserve">218 redirects</w:t>
-      </w:r>
-      <w:r>
-        <w:t xml:space="preserve">. We support</w:t>
-      </w:r>
-      <w:r>
-        <w:t xml:space="preserve"> </w:t>
-      </w:r>
-      <w:r>
-        <w:t xml:space="preserve">8</w:t>
-      </w:r>
-      <w:r>
-        <w:t xml:space="preserve"> </w:t>
-      </w:r>
-      <w:r>
-        <w:t xml:space="preserve">content teams (</w:t>
-      </w:r>
-      <w:r>
-        <w:t xml:space="preserve">33</w:t>
-      </w:r>
-      <w:r>
-        <w:t xml:space="preserve"> </w:t>
-      </w:r>
-      <w:r>
-        <w:t xml:space="preserve">users) and</w:t>
-      </w:r>
-      <w:r>
-        <w:t xml:space="preserve"> </w:t>
-      </w:r>
-      <w:r>
-        <w:t xml:space="preserve">15+</w:t>
-      </w:r>
-      <w:r>
-        <w:t xml:space="preserve"> </w:t>
-      </w:r>
-      <w:r>
-        <w:t xml:space="preserve">engineering teams who depend on the platform. I’m responsible for six platform services — Contentful CMS, Google Tag Manager, Snowplow, Mixpanel, Optimizely, and OneTrust — monitored through Kubernetes, Sentry, Prometheus, Pingdom, and Cloudflare.</w:t>
+        <w:t xml:space="preserve"> </w:t>
+      </w:r>
+      <w:r>
+        <w:t xml:space="preserve">of the uw.co.uk estate — the main website, the partner portal, the customer account system. We were the critical path: nobody else’s rebrand work could go live until ours shipped. We wrote automated migration scripts that saved content editors hundreds of hours of manual work.</w:t>
       </w:r>
     </w:p>
     <w:p>
@@ -836,25 +761,112 @@
           <w:b/>
           <w:bCs/>
         </w:rPr>
-        <w:t xml:space="preserve">Led Design System adoption.</w:t>
-      </w:r>
-      <w:r>
-        <w:t xml:space="preserve"> </w:t>
-      </w:r>
-      <w:r>
-        <w:t xml:space="preserve">The Hearth Design System reached</w:t>
-      </w:r>
-      <w:r>
-        <w:t xml:space="preserve"> </w:t>
-      </w:r>
-      <w:r>
-        <w:t xml:space="preserve">20</w:t>
-      </w:r>
-      <w:r>
-        <w:t xml:space="preserve"> </w:t>
-      </w:r>
-      <w:r>
-        <w:t xml:space="preserve">engineering and product teams (15 full, 5 partial). Consolidating components at that level removed thousands of hours of duplicated engineering effort across the organisation. I also helped with R&amp;D tax credit claims by translating the technical work into documentation that external advisors could audit.</w:t>
+        <w:t xml:space="preserve">Kept the platform running.</w:t>
+      </w:r>
+      <w:r>
+        <w:t xml:space="preserve"> </w:t>
+      </w:r>
+      <w:r>
+        <w:t xml:space="preserve">100% uptime</w:t>
+      </w:r>
+      <w:r>
+        <w:t xml:space="preserve"> </w:t>
+      </w:r>
+      <w:r>
+        <w:t xml:space="preserve">on uw.co.uk (SLO: 99.99%),</w:t>
+      </w:r>
+      <w:r>
+        <w:t xml:space="preserve"> </w:t>
+      </w:r>
+      <w:r>
+        <w:t xml:space="preserve">&lt;3s</w:t>
+      </w:r>
+      <w:r>
+        <w:t xml:space="preserve"> </w:t>
+      </w:r>
+      <w:r>
+        <w:t xml:space="preserve">page loads on critical pages,</w:t>
+      </w:r>
+      <w:r>
+        <w:t xml:space="preserve"> </w:t>
+      </w:r>
+      <w:r>
+        <w:t xml:space="preserve">1 incident</w:t>
+      </w:r>
+      <w:r>
+        <w:t xml:space="preserve"> </w:t>
+      </w:r>
+      <w:r>
+        <w:t xml:space="preserve">this year (resolved within hours). The estate includes</w:t>
+      </w:r>
+      <w:r>
+        <w:t xml:space="preserve"> </w:t>
+      </w:r>
+      <w:r>
+        <w:t xml:space="preserve">522 pages</w:t>
+      </w:r>
+      <w:r>
+        <w:t xml:space="preserve">,</w:t>
+      </w:r>
+      <w:r>
+        <w:t xml:space="preserve"> </w:t>
+      </w:r>
+      <w:r>
+        <w:t xml:space="preserve">3,157 media assets</w:t>
+      </w:r>
+      <w:r>
+        <w:t xml:space="preserve">,</w:t>
+      </w:r>
+      <w:r>
+        <w:t xml:space="preserve"> </w:t>
+      </w:r>
+      <w:r>
+        <w:t xml:space="preserve">1,090 shortlinks</w:t>
+      </w:r>
+      <w:r>
+        <w:t xml:space="preserve">, and</w:t>
+      </w:r>
+      <w:r>
+        <w:t xml:space="preserve"> </w:t>
+      </w:r>
+      <w:r>
+        <w:t xml:space="preserve">218 redirects</w:t>
+      </w:r>
+      <w:r>
+        <w:t xml:space="preserve">. We support</w:t>
+      </w:r>
+      <w:r>
+        <w:t xml:space="preserve"> </w:t>
+      </w:r>
+      <w:r>
+        <w:t xml:space="preserve">8</w:t>
+      </w:r>
+      <w:r>
+        <w:t xml:space="preserve"> </w:t>
+      </w:r>
+      <w:r>
+        <w:t xml:space="preserve">content teams (</w:t>
+      </w:r>
+      <w:r>
+        <w:t xml:space="preserve">33</w:t>
+      </w:r>
+      <w:r>
+        <w:t xml:space="preserve"> </w:t>
+      </w:r>
+      <w:r>
+        <w:t xml:space="preserve">users) and</w:t>
+      </w:r>
+      <w:r>
+        <w:t xml:space="preserve"> </w:t>
+      </w:r>
+      <w:r>
+        <w:t xml:space="preserve">15+</w:t>
+      </w:r>
+      <w:r>
+        <w:t xml:space="preserve"> </w:t>
+      </w:r>
+      <w:r>
+        <w:t xml:space="preserve">engineering teams who depend on the platform. I’m responsible for six platform services — Contentful CMS, Google Tag Manager, Snowplow, Mixpanel, Optimizely, and OneTrust — monitored through Kubernetes, Sentry, Prometheus, Pingdom, and Cloudflare.</w:t>
       </w:r>
     </w:p>
     <w:p>
@@ -870,40 +882,25 @@
           <w:b/>
           <w:bCs/>
         </w:rPr>
-        <w:t xml:space="preserve">Replaced the CMS.</w:t>
-      </w:r>
-      <w:r>
-        <w:t xml:space="preserve"> </w:t>
-      </w:r>
-      <w:r>
-        <w:t xml:space="preserve">The old CMS had no SLA, no SSO, and a dead tech stack. I ran a</w:t>
-      </w:r>
-      <w:r>
-        <w:t xml:space="preserve"> </w:t>
-      </w:r>
-      <w:r>
-        <w:t xml:space="preserve">2-month</w:t>
-      </w:r>
-      <w:r>
-        <w:t xml:space="preserve"> </w:t>
-      </w:r>
-      <w:r>
-        <w:t xml:space="preserve">evaluation across</w:t>
-      </w:r>
-      <w:r>
-        <w:t xml:space="preserve"> </w:t>
-      </w:r>
-      <w:r>
-        <w:t xml:space="preserve">10 vendors</w:t>
-      </w:r>
-      <w:r>
-        <w:t xml:space="preserve">, shortlisted to 3, and we went with Contentful. The migration was zero-disruption; three marketing teams (</w:t>
-      </w:r>
-      <w:r>
-        <w:t xml:space="preserve">~18 people</w:t>
-      </w:r>
-      <w:r>
-        <w:t xml:space="preserve">) gained content scheduling, structured models, and no more duplicated content.</w:t>
+        <w:t xml:space="preserve">Led Design System adoption.</w:t>
+      </w:r>
+      <w:r>
+        <w:t xml:space="preserve"> </w:t>
+      </w:r>
+      <w:r>
+        <w:t xml:space="preserve">The Hearth Design System reached</w:t>
+      </w:r>
+      <w:r>
+        <w:t xml:space="preserve"> </w:t>
+      </w:r>
+      <w:r>
+        <w:t xml:space="preserve">20</w:t>
+      </w:r>
+      <w:r>
+        <w:t xml:space="preserve"> </w:t>
+      </w:r>
+      <w:r>
+        <w:t xml:space="preserve">engineering and product teams (15 full, 5 partial). Consolidating components at that level removed thousands of hours of duplicated engineering effort across the organisation. I also helped with R&amp;D tax credit claims by translating the technical work into documentation that external advisors could audit.</w:t>
       </w:r>
     </w:p>
     <w:p>
@@ -919,6 +916,55 @@
           <w:b/>
           <w:bCs/>
         </w:rPr>
+        <w:t xml:space="preserve">Replaced the CMS.</w:t>
+      </w:r>
+      <w:r>
+        <w:t xml:space="preserve"> </w:t>
+      </w:r>
+      <w:r>
+        <w:t xml:space="preserve">The old CMS had no SLA, no SSO, and a dead tech stack. I ran a</w:t>
+      </w:r>
+      <w:r>
+        <w:t xml:space="preserve"> </w:t>
+      </w:r>
+      <w:r>
+        <w:t xml:space="preserve">2-month</w:t>
+      </w:r>
+      <w:r>
+        <w:t xml:space="preserve"> </w:t>
+      </w:r>
+      <w:r>
+        <w:t xml:space="preserve">evaluation across</w:t>
+      </w:r>
+      <w:r>
+        <w:t xml:space="preserve"> </w:t>
+      </w:r>
+      <w:r>
+        <w:t xml:space="preserve">10 vendors</w:t>
+      </w:r>
+      <w:r>
+        <w:t xml:space="preserve">, shortlisted to 3, and we went with Contentful. The migration was zero-disruption; three marketing teams (</w:t>
+      </w:r>
+      <w:r>
+        <w:t xml:space="preserve">~18 people</w:t>
+      </w:r>
+      <w:r>
+        <w:t xml:space="preserve">) gained content scheduling, structured models, and no more duplicated content.</w:t>
+      </w:r>
+    </w:p>
+    <w:p>
+      <w:pPr>
+        <w:pStyle w:val="Compact"/>
+        <w:numPr>
+          <w:ilvl w:val="0"/>
+          <w:numId w:val="1002"/>
+        </w:numPr>
+      </w:pPr>
+      <w:r>
+        <w:rPr>
+          <w:b/>
+          <w:bCs/>
+        </w:rPr>
         <w:t xml:space="preserve">Kept going with a small team.</w:t>
       </w:r>
       <w:r>
@@ -1419,6 +1465,14 @@
         <w:pStyle w:val="FirstParagraph"/>
       </w:pPr>
       <w:r>
+        <w:t xml:space="preserve">{: .icon-users}</w:t>
+      </w:r>
+    </w:p>
+    <w:p>
+      <w:pPr>
+        <w:pStyle w:val="BodyText"/>
+      </w:pPr>
+      <w:r>
         <w:t xml:space="preserve">Community organising has been a constant throughout my career — from Greece to Leeds.</w:t>
       </w:r>
     </w:p>
@@ -1512,6 +1566,14 @@
         <w:pStyle w:val="FirstParagraph"/>
       </w:pPr>
       <w:r>
+        <w:t xml:space="preserve">{: .icon-book}</w:t>
+      </w:r>
+    </w:p>
+    <w:p>
+      <w:pPr>
+        <w:pStyle w:val="BodyText"/>
+      </w:pPr>
+      <w:r>
         <w:rPr>
           <w:b/>
           <w:bCs/>
@@ -1538,6 +1600,14 @@
     <w:p>
       <w:pPr>
         <w:pStyle w:val="FirstParagraph"/>
+      </w:pPr>
+      <w:r>
+        <w:t xml:space="preserve">{: .icon-shield}</w:t>
+      </w:r>
+    </w:p>
+    <w:p>
+      <w:pPr>
+        <w:pStyle w:val="BodyText"/>
       </w:pPr>
       <w:r>
         <w:rPr>

--- a/assets/Nikos_Vasileiadis_CV_Irish.docx
+++ b/assets/Nikos_Vasileiadis_CV_Irish.docx
@@ -2,14 +2,6 @@
 <file path=word/document.xml><?xml version="1.0" encoding="utf-8"?>
 <w:document xmlns:w="http://schemas.openxmlformats.org/wordprocessingml/2006/main" xmlns:m="http://schemas.openxmlformats.org/officeDocument/2006/math" xmlns:r="http://schemas.openxmlformats.org/officeDocument/2006/relationships" xmlns:o="urn:schemas-microsoft-com:office:office" xmlns:v="urn:schemas-microsoft-com:vml" xmlns:w10="urn:schemas-microsoft-com:office:word" xmlns:a="http://schemas.openxmlformats.org/drawingml/2006/main" xmlns:pic="http://schemas.openxmlformats.org/drawingml/2006/picture" xmlns:wp="http://schemas.openxmlformats.org/drawingml/2006/wordprocessingDrawing">
   <w:body>
-    <w:p>
-      <w:pPr>
-        <w:pStyle w:val="Title"/>
-      </w:pPr>
-      <w:r>
-        <w:t xml:space="preserve">CV — Nikos Vasileiadis | Software Engineering Manager | Open to Irish Remote Roles</w:t>
-      </w:r>
-    </w:p>
     <w:bookmarkStart w:id="25" w:name="nikos-vasileiadis"/>
     <w:p>
       <w:pPr>
@@ -88,88 +80,6 @@
         <w:t xml:space="preserve">· +44 7729 021 996</w:t>
       </w:r>
     </w:p>
-    <w:p>
-      <w:pPr>
-        <w:pStyle w:val="BodyText"/>
-      </w:pPr>
-      <w:r>
-        <w:t xml:space="preserve">Download CV:</w:t>
-      </w:r>
-    </w:p>
-    <w:p>
-      <w:pPr>
-        <w:pStyle w:val="SourceCode"/>
-      </w:pPr>
-      <w:r>
-        <w:rPr>
-          <w:rStyle w:val="VerbatimChar"/>
-        </w:rPr>
-        <w:t xml:space="preserve">&lt;a href="/assets/Nikos_Vasileiadis_CV_Irish.pdf" download target="_blank" rel="noopener" class="cv-download-btn cv-download-btn--primary"&gt;</w:t>
-      </w:r>
-      <w:r>
-        <w:br/>
-      </w:r>
-      <w:r>
-        <w:rPr>
-          <w:rStyle w:val="VerbatimChar"/>
-        </w:rPr>
-        <w:t xml:space="preserve">  &lt;svg aria-hidden="true" focusable="false" xmlns="http://www.w3.org/2000/svg" width="16" height="16" viewBox="0 0 24 24" fill="none" stroke="currentColor" stroke-width="2" stroke-linecap="round" stroke-linejoin="round"&gt;&lt;path d="M21 15v4a2 2 0 0 1-2 2H5a2 2 0 0 1-2-2v-4"/&gt;&lt;polyline points="7 10 12 15 17 10"/&gt;&lt;line x1="12" y1="15" x2="12" y2="3"/&gt;&lt;/svg&gt;</w:t>
-      </w:r>
-      <w:r>
-        <w:br/>
-      </w:r>
-      <w:r>
-        <w:rPr>
-          <w:rStyle w:val="VerbatimChar"/>
-        </w:rPr>
-        <w:t xml:space="preserve">  PDF Version</w:t>
-      </w:r>
-      <w:r>
-        <w:br/>
-      </w:r>
-      <w:r>
-        <w:rPr>
-          <w:rStyle w:val="VerbatimChar"/>
-        </w:rPr>
-        <w:t xml:space="preserve">&lt;/a&gt;</w:t>
-      </w:r>
-      <w:r>
-        <w:br/>
-      </w:r>
-      <w:r>
-        <w:rPr>
-          <w:rStyle w:val="VerbatimChar"/>
-        </w:rPr>
-        <w:t xml:space="preserve">&lt;a href="/assets/Nikos_Vasileiadis_CV_Irish.docx" download target="_blank" rel="noopener" class="cv-download-btn cv-download-btn--secondary"&gt;</w:t>
-      </w:r>
-      <w:r>
-        <w:br/>
-      </w:r>
-      <w:r>
-        <w:rPr>
-          <w:rStyle w:val="VerbatimChar"/>
-        </w:rPr>
-        <w:t xml:space="preserve">  &lt;svg aria-hidden="true" focusable="false" xmlns="http://www.w3.org/2000/svg" width="16" height="16" viewBox="0 0 24 24" fill="none" stroke="currentColor" stroke-width="2" stroke-linecap="round" stroke-linejoin="round"&gt;&lt;path d="M21 15v4a2 2 0 0 1-2 2H5a2 2 0 0 1-2-2v-4"/&gt;&lt;polyline points="7 10 12 15 17 10"/&gt;&lt;line x1="12" y1="15" x2="12" y2="3"/&gt;&lt;/svg&gt;</w:t>
-      </w:r>
-      <w:r>
-        <w:br/>
-      </w:r>
-      <w:r>
-        <w:rPr>
-          <w:rStyle w:val="VerbatimChar"/>
-        </w:rPr>
-        <w:t xml:space="preserve">  DOCX Version</w:t>
-      </w:r>
-      <w:r>
-        <w:br/>
-      </w:r>
-      <w:r>
-        <w:rPr>
-          <w:rStyle w:val="VerbatimChar"/>
-        </w:rPr>
-        <w:t xml:space="preserve">&lt;/a&gt;</w:t>
-      </w:r>
-    </w:p>
     <w:bookmarkStart w:id="12" w:name="about-me"/>
     <w:p>
       <w:pPr>
@@ -182,14 +92,6 @@
     <w:p>
       <w:pPr>
         <w:pStyle w:val="FirstParagraph"/>
-      </w:pPr>
-      <w:r>
-        <w:t xml:space="preserve">{: .icon-user}</w:t>
-      </w:r>
-    </w:p>
-    <w:p>
-      <w:pPr>
-        <w:pStyle w:val="BodyText"/>
       </w:pPr>
       <w:r>
         <w:t xml:space="preserve">I started building websites as a teenager in northern Greece and turned a hobby into a 20-year career. After a decade of freelancing, teaching adults to use computers, and organising open-source conferences, I moved to Leeds in 2015 and found my way into engineering leadership — first through UX and Agile, then through platform teams and people management.</w:t>
@@ -219,14 +121,6 @@
       </w:pPr>
       <w:r>
         <w:t xml:space="preserve">What I’m About</w:t>
-      </w:r>
-    </w:p>
-    <w:p>
-      <w:pPr>
-        <w:pStyle w:val="FirstParagraph"/>
-      </w:pPr>
-      <w:r>
-        <w:t xml:space="preserve">{: .icon-grid}</w:t>
       </w:r>
     </w:p>
     <w:p>
@@ -406,14 +300,6 @@
         <w:t xml:space="preserve">Experience</w:t>
       </w:r>
     </w:p>
-    <w:p>
-      <w:pPr>
-        <w:pStyle w:val="FirstParagraph"/>
-      </w:pPr>
-      <w:r>
-        <w:t xml:space="preserve">{: .icon-clock}</w:t>
-      </w:r>
-    </w:p>
     <w:bookmarkStart w:id="14" w:name="software-engineering-manager"/>
     <w:p>
       <w:pPr>
@@ -1465,14 +1351,6 @@
         <w:pStyle w:val="FirstParagraph"/>
       </w:pPr>
       <w:r>
-        <w:t xml:space="preserve">{: .icon-users}</w:t>
-      </w:r>
-    </w:p>
-    <w:p>
-      <w:pPr>
-        <w:pStyle w:val="BodyText"/>
-      </w:pPr>
-      <w:r>
         <w:t xml:space="preserve">Community organising has been a constant throughout my career — from Greece to Leeds.</w:t>
       </w:r>
     </w:p>
@@ -1566,14 +1444,6 @@
         <w:pStyle w:val="FirstParagraph"/>
       </w:pPr>
       <w:r>
-        <w:t xml:space="preserve">{: .icon-book}</w:t>
-      </w:r>
-    </w:p>
-    <w:p>
-      <w:pPr>
-        <w:pStyle w:val="BodyText"/>
-      </w:pPr>
-      <w:r>
         <w:rPr>
           <w:b/>
           <w:bCs/>
@@ -1600,14 +1470,6 @@
     <w:p>
       <w:pPr>
         <w:pStyle w:val="FirstParagraph"/>
-      </w:pPr>
-      <w:r>
-        <w:t xml:space="preserve">{: .icon-shield}</w:t>
-      </w:r>
-    </w:p>
-    <w:p>
-      <w:pPr>
-        <w:pStyle w:val="BodyText"/>
       </w:pPr>
       <w:r>
         <w:rPr>

--- a/assets/Nikos_Vasileiadis_CV_Irish.docx
+++ b/assets/Nikos_Vasileiadis_CV_Irish.docx
@@ -653,13 +653,19 @@
         <w:t xml:space="preserve"> </w:t>
       </w:r>
       <w:r>
-        <w:t xml:space="preserve">100% uptime</w:t>
-      </w:r>
-      <w:r>
-        <w:t xml:space="preserve"> </w:t>
-      </w:r>
-      <w:r>
-        <w:t xml:space="preserve">on uw.co.uk (SLO: 99.99%),</w:t>
+        <w:t xml:space="preserve">uw.co.uk operated against a</w:t>
+      </w:r>
+      <w:r>
+        <w:t xml:space="preserve"> </w:t>
+      </w:r>
+      <w:r>
+        <w:t xml:space="preserve">99.99% SLO</w:t>
+      </w:r>
+      <w:r>
+        <w:t xml:space="preserve"> </w:t>
+      </w:r>
+      <w:r>
+        <w:t xml:space="preserve">with a single incident this year — resolved within hours, zero downtime otherwise — and</w:t>
       </w:r>
       <w:r>
         <w:t xml:space="preserve"> </w:t>
@@ -671,19 +677,7 @@
         <w:t xml:space="preserve"> </w:t>
       </w:r>
       <w:r>
-        <w:t xml:space="preserve">page loads on critical pages,</w:t>
-      </w:r>
-      <w:r>
-        <w:t xml:space="preserve"> </w:t>
-      </w:r>
-      <w:r>
-        <w:t xml:space="preserve">1 incident</w:t>
-      </w:r>
-      <w:r>
-        <w:t xml:space="preserve"> </w:t>
-      </w:r>
-      <w:r>
-        <w:t xml:space="preserve">this year (resolved within hours). The estate includes</w:t>
+        <w:t xml:space="preserve">page loads on critical pages. The estate includes</w:t>
       </w:r>
       <w:r>
         <w:t xml:space="preserve"> </w:t>
@@ -878,19 +872,7 @@
         <w:t xml:space="preserve"> </w:t>
       </w:r>
       <w:r>
-        <w:t xml:space="preserve">with</w:t>
-      </w:r>
-      <w:r>
-        <w:t xml:space="preserve"> </w:t>
-      </w:r>
-      <w:r>
-        <w:t xml:space="preserve">100% uptime</w:t>
-      </w:r>
-      <w:r>
-        <w:t xml:space="preserve"> </w:t>
-      </w:r>
-      <w:r>
-        <w:t xml:space="preserve">and full accountability for the uw.co.uk estate.</w:t>
+        <w:t xml:space="preserve">without breaching the platform SLO, with full accountability for the uw.co.uk estate.</w:t>
       </w:r>
     </w:p>
     <w:bookmarkEnd w:id="14"/>
@@ -1454,7 +1436,7 @@
         <w:br/>
       </w:r>
       <w:r>
-        <w:t xml:space="preserve">BSc Informatics Engineering (attended 2007–2012; strong grades in software engineering, programming, and databases; did not graduate due to the Greek economic crisis and systemic university barriers)</w:t>
+        <w:t xml:space="preserve">BSc Informatics Engineering (attended 2007–2012; strong grades in software engineering, programming, and databases; did not complete due to the Greek economic crisis)</w:t>
       </w:r>
     </w:p>
     <w:bookmarkEnd w:id="22"/>

--- a/assets/Nikos_Vasileiadis_CV_Irish.docx
+++ b/assets/Nikos_Vasileiadis_CV_Irish.docx
@@ -1380,7 +1380,7 @@
           <w:i/>
           <w:iCs/>
         </w:rPr>
-        <w:t xml:space="preserve">(Aug–Jan 2024)</w:t>
+        <w:t xml:space="preserve">(Aug 2023–Jan 2024)</w:t>
       </w:r>
       <w:r>
         <w:t xml:space="preserve">: Supported people making their first steps into the industry.</w:t>

--- a/assets/Nikos_Vasileiadis_CV_Irish.docx
+++ b/assets/Nikos_Vasileiadis_CV_Irish.docx
@@ -253,7 +253,7 @@
         <w:t xml:space="preserve"> </w:t>
       </w:r>
       <w:r>
-        <w:t xml:space="preserve">— CapEx/OpEx planning, vendor evaluation, and making sure engineering work connects to business outcomes.</w:t>
+        <w:t xml:space="preserve">— a £200k+ annual vendor portfolio across six platform services, CapEx/OpEx planning, vendor evaluation, and making sure engineering work connects to business outcomes.</w:t>
       </w:r>
     </w:p>
     <w:p>
@@ -338,19 +338,19 @@
         <w:pStyle w:val="BodyText"/>
       </w:pPr>
       <w:r>
-        <w:t xml:space="preserve">I manage the platform and content engineering team — the people responsible for uw.co.uk and the services that sit behind it. At peak we were</w:t>
-      </w:r>
-      <w:r>
-        <w:t xml:space="preserve"> </w:t>
-      </w:r>
-      <w:r>
-        <w:t xml:space="preserve">8 engineers</w:t>
-      </w:r>
-      <w:r>
-        <w:t xml:space="preserve"> </w:t>
-      </w:r>
-      <w:r>
-        <w:t xml:space="preserve">across two teams; after three rounds of company restructuring, we’re now a specialist core of</w:t>
+        <w:t xml:space="preserve">I manage the platform and content engineering team — the people responsible for uw.co.uk and the services that sit behind it. At peak I had</w:t>
+      </w:r>
+      <w:r>
+        <w:t xml:space="preserve"> </w:t>
+      </w:r>
+      <w:r>
+        <w:t xml:space="preserve">8 technical reports across three teams</w:t>
+      </w:r>
+      <w:r>
+        <w:t xml:space="preserve"> </w:t>
+      </w:r>
+      <w:r>
+        <w:t xml:space="preserve">with separate backlogs — web, mobile, and design systems. Six were direct reports; the other two were a Design Systems Lead and a Staff Engineer whose day-to-day management and 1:1s I held on a dotted line. A Product Manager alongside. Three rounds of company restructuring later — Platforms, Customer Experience, Partner — we’re a specialist core of</w:t>
       </w:r>
       <w:r>
         <w:t xml:space="preserve"> </w:t>
@@ -461,7 +461,7 @@
         <w:t xml:space="preserve"> </w:t>
       </w:r>
       <w:r>
-        <w:t xml:space="preserve">When the organisation restructured — three times — I took responsibility for working out where the team should sit: mapping scope, talking to stakeholders, and building consensus. It wasn’t in my job description; it needed doing.</w:t>
+        <w:t xml:space="preserve">When the organisation restructured — three times — I took responsibility for working out where the team should sit: mapping scope, talking to stakeholders, and building consensus. It wasn’t in my job description; it needed doing. When the Customer Experience move brought mobile work into our remit, I negotiated to bring in a Senior Engineer who already had the expertise, rather than take on the backlog unprepared.</w:t>
       </w:r>
     </w:p>
     <w:p>
@@ -579,7 +579,7 @@
         <w:t xml:space="preserve"> </w:t>
       </w:r>
       <w:r>
-        <w:t xml:space="preserve">3</w:t>
+        <w:t xml:space="preserve">2</w:t>
       </w:r>
       <w:r>
         <w:t xml:space="preserve"> </w:t>
@@ -823,7 +823,7 @@
         <w:t xml:space="preserve">10 vendors</w:t>
       </w:r>
       <w:r>
-        <w:t xml:space="preserve">, shortlisted to 3, and we went with Contentful. The migration was zero-disruption; three marketing teams (</w:t>
+        <w:t xml:space="preserve">, shortlisted to 3, and we went with Contentful — a six-figure annual enterprise contract; most vendors simply couldn’t offer enterprise-grade SLAs and support. The migration was zero-disruption; three marketing teams (</w:t>
       </w:r>
       <w:r>
         <w:t xml:space="preserve">~18 people</w:t>
@@ -926,31 +926,28 @@
         </w:numPr>
       </w:pPr>
       <w:r>
-        <w:t xml:space="preserve">Grew the team from</w:t>
-      </w:r>
-      <w:r>
-        <w:t xml:space="preserve"> </w:t>
-      </w:r>
-      <w:r>
-        <w:t xml:space="preserve">3 to 6+</w:t>
-      </w:r>
-      <w:r>
-        <w:t xml:space="preserve"> </w:t>
-      </w:r>
-      <w:r>
-        <w:t xml:space="preserve">through hiring and internal transfers. The team survived</w:t>
-      </w:r>
-      <w:r>
-        <w:t xml:space="preserve"> </w:t>
-      </w:r>
-      <w:r>
-        <w:t xml:space="preserve">three</w:t>
-      </w:r>
-      <w:r>
-        <w:t xml:space="preserve"> </w:t>
-      </w:r>
-      <w:r>
-        <w:t xml:space="preserve">company-wide restructurings — each time under a different name (Marketing Capability → Content Capability → CMS Team), but always delivering.</w:t>
+        <w:t xml:space="preserve">We started as three — me, a Product Manager, and an Associate Engineer — and stayed that way for a full year before we grew. I line-managed that engineer from May 2022: there was no Head of Engineering in post and my own manager left a lot to me, so the people responsibility was mine</w:t>
+      </w:r>
+      <w:r>
+        <w:t xml:space="preserve"> </w:t>
+      </w:r>
+      <w:r>
+        <w:t xml:space="preserve">14 months</w:t>
+      </w:r>
+      <w:r>
+        <w:t xml:space="preserve"> </w:t>
+      </w:r>
+      <w:r>
+        <w:t xml:space="preserve">before the title arrived. Two external hires in May 2023 took us to</w:t>
+      </w:r>
+      <w:r>
+        <w:t xml:space="preserve"> </w:t>
+      </w:r>
+      <w:r>
+        <w:t xml:space="preserve">five</w:t>
+      </w:r>
+      <w:r>
+        <w:t xml:space="preserve">, and the founding Associate was promoted to Software Engineer a month after that. Renamed Content Capability in Nov 2022, moved into Platforms in May 2023 — the first of three reorganisations the team would outlast.</w:t>
       </w:r>
     </w:p>
     <w:p>
@@ -1226,7 +1223,7 @@
         <w:pStyle w:val="BodyText"/>
       </w:pPr>
       <w:r>
-        <w:t xml:space="preserve">The foundation years — where the technical skills, the community instinct, and the career itself all started.</w:t>
+        <w:t xml:space="preserve">The foundation years. Provincial northern Greece — Xanthi, where I grew up; Serres, where I studied: no tech industry to join and, after 2010, barely an economy. I built the career anyway — client by client — and led long before anyone gave me a title for it.</w:t>
       </w:r>
     </w:p>
     <w:p>
@@ -1292,7 +1289,7 @@
         <w:t xml:space="preserve"> </w:t>
       </w:r>
       <w:r>
-        <w:t xml:space="preserve">Co-founded the Serres Linux Users Group, organised FOSSCOMM 2012 (a national volunteer-powered conference), and managed the digital presence for UNESCO Serres, the local Natural History Museum, and community organisations. This community work directly shaped everything I went on to do in Leeds — GDG, IxDF, NUX.</w:t>
+        <w:t xml:space="preserve">Co-founded the Serres Linux Users Group, organised FOSSCOMM 2012 (a 350-person national volunteer-powered conference), and managed the digital presence for UNESCO Serres, the local Natural History Museum, and community organisations. This community work directly shaped everything I went on to do in Leeds — GDG, IxDF, NUX.</w:t>
       </w:r>
     </w:p>
     <w:p>
@@ -1436,7 +1433,7 @@
         <w:br/>
       </w:r>
       <w:r>
-        <w:t xml:space="preserve">BSc Informatics Engineering (attended 2007–2012; strong grades in software engineering, programming, and databases; did not complete due to the Greek economic crisis)</w:t>
+        <w:t xml:space="preserve">BSc Informatics Engineering (2007–2012) — strong grades in software engineering, programming, and databases. Left without the certificate when the Greek economic crisis hit; the freelance business I was already running became the career.</w:t>
       </w:r>
     </w:p>
     <w:bookmarkEnd w:id="22"/>

--- a/assets/Nikos_Vasileiadis_CV_Irish.docx
+++ b/assets/Nikos_Vasileiadis_CV_Irish.docx
@@ -926,7 +926,7 @@
         </w:numPr>
       </w:pPr>
       <w:r>
-        <w:t xml:space="preserve">We started as three — me, a Product Manager, and an Associate Engineer — and stayed that way for a full year before we grew. I line-managed that engineer from May 2022: there was no Head of Engineering in post and my own manager left a lot to me, so the people responsibility was mine</w:t>
+        <w:t xml:space="preserve">We started as three — me, a Product Manager, and an Associate Engineer — and stayed that way for a full year before we grew. I line-managed that engineer from May 2022: for my first year I reported directly to a VP of Engineering — no Head of Engineering in between — so the people responsibility was mine from the start,</w:t>
       </w:r>
       <w:r>
         <w:t xml:space="preserve"> </w:t>
@@ -947,7 +947,7 @@
         <w:t xml:space="preserve">five</w:t>
       </w:r>
       <w:r>
-        <w:t xml:space="preserve">, and the founding Associate was promoted to Software Engineer a month after that. Renamed Content Capability in Nov 2022, moved into Platforms in May 2023 — the first of three reorganisations the team would outlast.</w:t>
+        <w:t xml:space="preserve">, and the founding Associate was promoted to Software Engineer a month after that — a promotion case I was asked to prepare and drive while I was still the Lead. Renamed Content Capability in Nov 2022, moved into Platforms in May 2023 — the first of three reorganisations the team would outlast.</w:t>
       </w:r>
     </w:p>
     <w:p>

--- a/assets/Nikos_Vasileiadis_CV_Irish.docx
+++ b/assets/Nikos_Vasileiadis_CV_Irish.docx
@@ -142,31 +142,7 @@
         <w:t xml:space="preserve"> </w:t>
       </w:r>
       <w:r>
-        <w:t xml:space="preserve">— keeping people, growing them, and getting out of their way.</w:t>
-      </w:r>
-      <w:r>
-        <w:t xml:space="preserve"> </w:t>
-      </w:r>
-      <w:r>
-        <w:t xml:space="preserve">100% retention</w:t>
-      </w:r>
-      <w:r>
-        <w:t xml:space="preserve"> </w:t>
-      </w:r>
-      <w:r>
-        <w:t xml:space="preserve">across three company restructurings.</w:t>
-      </w:r>
-      <w:r>
-        <w:t xml:space="preserve"> </w:t>
-      </w:r>
-      <w:r>
-        <w:t xml:space="preserve">3 promotions</w:t>
-      </w:r>
-      <w:r>
-        <w:t xml:space="preserve"> </w:t>
-      </w:r>
-      <w:r>
-        <w:t xml:space="preserve">I built the cases for — backed by DORA data. Heartbeat surveys for team wellbeing. I measure what matters and act on it.</w:t>
+        <w:t xml:space="preserve">— keeping people, growing them, and getting out of their way. DORA data for delivery health, Heartbeat surveys for wellbeing. I measure what matters and act on it.</w:t>
       </w:r>
     </w:p>
     <w:p>
@@ -350,7 +326,7 @@
         <w:t xml:space="preserve"> </w:t>
       </w:r>
       <w:r>
-        <w:t xml:space="preserve">with separate backlogs — web, mobile, and design systems. Six were direct reports; the other two were a Design Systems Lead and a Staff Engineer whose day-to-day management and 1:1s I held on a dotted line. A Product Manager alongside. Three rounds of company restructuring later — Platforms, Customer Experience, Partner — we’re a specialist core of</w:t>
+        <w:t xml:space="preserve">with separate backlogs — web, mobile, and design systems — with a Product Manager alongside. Three rounds of company restructuring later, we’re a specialist core of</w:t>
       </w:r>
       <w:r>
         <w:t xml:space="preserve"> </w:t>
@@ -405,7 +381,7 @@
         <w:t xml:space="preserve"> </w:t>
       </w:r>
       <w:r>
-        <w:t xml:space="preserve">(Associate → Mid, Mid → Senior) with evidence-based cases. Several people I mentored have since moved into Engineering Manager roles, both inside and outside UW. The</w:t>
+        <w:t xml:space="preserve">(Associate → Mid, Mid → Senior) with evidence-based cases — built on DORA delivery data and monthly Peakon Heartbeat surveys, acted on rather than just collected. Several people I mentored have since moved into Engineering Manager roles, both inside and outside UW. The</w:t>
       </w:r>
       <w:r>
         <w:t xml:space="preserve"> </w:t>
@@ -417,7 +393,31 @@
         <w:t xml:space="preserve"> </w:t>
       </w:r>
       <w:r>
-        <w:t xml:space="preserve">wasn’t luck — it was the result of giving people clarity, trust, and genuine career investment.</w:t>
+        <w:t xml:space="preserve">wasn’t luck — it was clarity, trust, and genuine career investment. Also involved in hiring</w:t>
+      </w:r>
+      <w:r>
+        <w:t xml:space="preserve"> </w:t>
+      </w:r>
+      <w:r>
+        <w:t xml:space="preserve">2</w:t>
+      </w:r>
+      <w:r>
+        <w:t xml:space="preserve"> </w:t>
+      </w:r>
+      <w:r>
+        <w:t xml:space="preserve">external engineers and</w:t>
+      </w:r>
+      <w:r>
+        <w:t xml:space="preserve"> </w:t>
+      </w:r>
+      <w:r>
+        <w:t xml:space="preserve">4</w:t>
+      </w:r>
+      <w:r>
+        <w:t xml:space="preserve"> </w:t>
+      </w:r>
+      <w:r>
+        <w:t xml:space="preserve">internal transfers.</w:t>
       </w:r>
     </w:p>
     <w:p>
@@ -433,13 +433,13 @@
           <w:b/>
           <w:bCs/>
         </w:rPr>
-        <w:t xml:space="preserve">Measured what mattered.</w:t>
-      </w:r>
-      <w:r>
-        <w:t xml:space="preserve"> </w:t>
-      </w:r>
-      <w:r>
-        <w:t xml:space="preserve">I started with manual team health tracking (TeamRetro) and custom DORA dashboards before the company rolled out DX. Now I use deployment frequency, lead time, change failure rate, and MTTR to understand delivery health — and that data directly feeds into promotion cases and bonus decisions. Alongside that, monthly Peakon Heartbeat surveys tell me how the team is actually doing — and I act on it. Performance isn’t just throughput; it’s whether people are in a position to sustain it.</w:t>
+        <w:t xml:space="preserve">Navigated restructurings.</w:t>
+      </w:r>
+      <w:r>
+        <w:t xml:space="preserve"> </w:t>
+      </w:r>
+      <w:r>
+        <w:t xml:space="preserve">When the organisation restructured — three times — I took responsibility for working out where the team should sit: mapping scope, talking to stakeholders, and building consensus. It wasn’t in my job description; it needed doing. When mobile work entered our remit, I negotiated to bring in a Senior Engineer who already had the expertise. And when one restructuring would have dissolved the Design Systems team, I pushed back and made the case for keeping it — that team went on to enable the company-wide rebrand.</w:t>
       </w:r>
     </w:p>
     <w:p>
@@ -455,13 +455,37 @@
           <w:b/>
           <w:bCs/>
         </w:rPr>
-        <w:t xml:space="preserve">Navigated restructurings.</w:t>
-      </w:r>
-      <w:r>
-        <w:t xml:space="preserve"> </w:t>
-      </w:r>
-      <w:r>
-        <w:t xml:space="preserve">When the organisation restructured — three times — I took responsibility for working out where the team should sit: mapping scope, talking to stakeholders, and building consensus. It wasn’t in my job description; it needed doing. When the Customer Experience move brought mobile work into our remit, I negotiated to bring in a Senior Engineer who already had the expertise, rather than take on the backlog unprepared.</w:t>
+        <w:t xml:space="preserve">Built a documentation culture from nothing.</w:t>
+      </w:r>
+      <w:r>
+        <w:t xml:space="preserve"> </w:t>
+      </w:r>
+      <w:r>
+        <w:t xml:space="preserve">We inherited a CMS that nobody had documented in years. I started by mapping what existed — we called it</w:t>
+      </w:r>
+      <w:r>
+        <w:t xml:space="preserve"> </w:t>
+      </w:r>
+      <w:r>
+        <w:t xml:space="preserve">“Archaeology”</w:t>
+      </w:r>
+      <w:r>
+        <w:t xml:space="preserve"> </w:t>
+      </w:r>
+      <w:r>
+        <w:t xml:space="preserve">— and built up to over</w:t>
+      </w:r>
+      <w:r>
+        <w:t xml:space="preserve"> </w:t>
+      </w:r>
+      <w:r>
+        <w:t xml:space="preserve">100 articles</w:t>
+      </w:r>
+      <w:r>
+        <w:t xml:space="preserve"> </w:t>
+      </w:r>
+      <w:r>
+        <w:t xml:space="preserve">of process and technical documentation. When we needed Kubernetes knowledge, I learned it first, trained the team, and documented it.</w:t>
       </w:r>
     </w:p>
     <w:p>
@@ -477,13 +501,25 @@
           <w:b/>
           <w:bCs/>
         </w:rPr>
-        <w:t xml:space="preserve">Fought for what mattered.</w:t>
-      </w:r>
-      <w:r>
-        <w:t xml:space="preserve"> </w:t>
-      </w:r>
-      <w:r>
-        <w:t xml:space="preserve">When one restructuring would have dissolved the Design Systems team, I pushed back and made the case for keeping it. That team went on to enable the company-wide rebrand.</w:t>
+        <w:t xml:space="preserve">Delivered a company-wide rebrand (Oct 2025 – Apr 2026).</w:t>
+      </w:r>
+      <w:r>
+        <w:t xml:space="preserve"> </w:t>
+      </w:r>
+      <w:r>
+        <w:t xml:space="preserve">The team shipped the brand refresh across</w:t>
+      </w:r>
+      <w:r>
+        <w:t xml:space="preserve"> </w:t>
+      </w:r>
+      <w:r>
+        <w:t xml:space="preserve">522 pages</w:t>
+      </w:r>
+      <w:r>
+        <w:t xml:space="preserve"> </w:t>
+      </w:r>
+      <w:r>
+        <w:t xml:space="preserve">of the uw.co.uk estate. We were the critical path: nobody else’s rebrand work could go live until ours shipped. Our automated migration scripts saved content editors hundreds of hours of manual work.</w:t>
       </w:r>
     </w:p>
     <w:p>
@@ -499,37 +535,106 @@
           <w:b/>
           <w:bCs/>
         </w:rPr>
-        <w:t xml:space="preserve">Built a documentation culture from nothing.</w:t>
-      </w:r>
-      <w:r>
-        <w:t xml:space="preserve"> </w:t>
-      </w:r>
-      <w:r>
-        <w:t xml:space="preserve">We inherited a CMS that nobody had documented in years. I started by mapping what existed — we called it</w:t>
-      </w:r>
-      <w:r>
-        <w:t xml:space="preserve"> </w:t>
-      </w:r>
-      <w:r>
-        <w:t xml:space="preserve">“Archaeology”</w:t>
-      </w:r>
-      <w:r>
-        <w:t xml:space="preserve"> </w:t>
-      </w:r>
-      <w:r>
-        <w:t xml:space="preserve">— and built up from there. Over</w:t>
-      </w:r>
-      <w:r>
-        <w:t xml:space="preserve"> </w:t>
-      </w:r>
-      <w:r>
-        <w:t xml:space="preserve">100 articles</w:t>
-      </w:r>
-      <w:r>
-        <w:t xml:space="preserve"> </w:t>
-      </w:r>
-      <w:r>
-        <w:t xml:space="preserve">of process and technical documentation now, from architecture decisions to onboarding guides.</w:t>
+        <w:t xml:space="preserve">Kept the platform running.</w:t>
+      </w:r>
+      <w:r>
+        <w:t xml:space="preserve"> </w:t>
+      </w:r>
+      <w:r>
+        <w:t xml:space="preserve">uw.co.uk operated against a</w:t>
+      </w:r>
+      <w:r>
+        <w:t xml:space="preserve"> </w:t>
+      </w:r>
+      <w:r>
+        <w:t xml:space="preserve">99.99% SLO</w:t>
+      </w:r>
+      <w:r>
+        <w:t xml:space="preserve"> </w:t>
+      </w:r>
+      <w:r>
+        <w:t xml:space="preserve">with a single incident this year — resolved within hours — and</w:t>
+      </w:r>
+      <w:r>
+        <w:t xml:space="preserve"> </w:t>
+      </w:r>
+      <w:r>
+        <w:t xml:space="preserve">&lt;3s</w:t>
+      </w:r>
+      <w:r>
+        <w:t xml:space="preserve"> </w:t>
+      </w:r>
+      <w:r>
+        <w:t xml:space="preserve">page loads on critical pages. The estate includes</w:t>
+      </w:r>
+      <w:r>
+        <w:t xml:space="preserve"> </w:t>
+      </w:r>
+      <w:r>
+        <w:t xml:space="preserve">522 pages</w:t>
+      </w:r>
+      <w:r>
+        <w:t xml:space="preserve">,</w:t>
+      </w:r>
+      <w:r>
+        <w:t xml:space="preserve"> </w:t>
+      </w:r>
+      <w:r>
+        <w:t xml:space="preserve">3,157 media assets</w:t>
+      </w:r>
+      <w:r>
+        <w:t xml:space="preserve">,</w:t>
+      </w:r>
+      <w:r>
+        <w:t xml:space="preserve"> </w:t>
+      </w:r>
+      <w:r>
+        <w:t xml:space="preserve">1,090 shortlinks</w:t>
+      </w:r>
+      <w:r>
+        <w:t xml:space="preserve">, and</w:t>
+      </w:r>
+      <w:r>
+        <w:t xml:space="preserve"> </w:t>
+      </w:r>
+      <w:r>
+        <w:t xml:space="preserve">218 redirects</w:t>
+      </w:r>
+      <w:r>
+        <w:t xml:space="preserve">. We support</w:t>
+      </w:r>
+      <w:r>
+        <w:t xml:space="preserve"> </w:t>
+      </w:r>
+      <w:r>
+        <w:t xml:space="preserve">8</w:t>
+      </w:r>
+      <w:r>
+        <w:t xml:space="preserve"> </w:t>
+      </w:r>
+      <w:r>
+        <w:t xml:space="preserve">content teams (</w:t>
+      </w:r>
+      <w:r>
+        <w:t xml:space="preserve">33</w:t>
+      </w:r>
+      <w:r>
+        <w:t xml:space="preserve"> </w:t>
+      </w:r>
+      <w:r>
+        <w:t xml:space="preserve">users) and</w:t>
+      </w:r>
+      <w:r>
+        <w:t xml:space="preserve"> </w:t>
+      </w:r>
+      <w:r>
+        <w:t xml:space="preserve">15+</w:t>
+      </w:r>
+      <w:r>
+        <w:t xml:space="preserve"> </w:t>
+      </w:r>
+      <w:r>
+        <w:t xml:space="preserve">engineering teams across six platform services — Contentful CMS, Google Tag Manager, Snowplow, Mixpanel, Optimizely, and OneTrust.</w:t>
       </w:r>
     </w:p>
     <w:p>
@@ -545,13 +650,25 @@
           <w:b/>
           <w:bCs/>
         </w:rPr>
-        <w:t xml:space="preserve">Upskilled the team.</w:t>
-      </w:r>
-      <w:r>
-        <w:t xml:space="preserve"> </w:t>
-      </w:r>
-      <w:r>
-        <w:t xml:space="preserve">When we needed Kubernetes knowledge, I learned it first, trained the team, and documented it. I encouraged engineers to present at cross-team forums, own RFCs, and share what they knew — so they could operate independently across the full stack.</w:t>
+        <w:t xml:space="preserve">Led Design System adoption.</w:t>
+      </w:r>
+      <w:r>
+        <w:t xml:space="preserve"> </w:t>
+      </w:r>
+      <w:r>
+        <w:t xml:space="preserve">The Hearth Design System reached</w:t>
+      </w:r>
+      <w:r>
+        <w:t xml:space="preserve"> </w:t>
+      </w:r>
+      <w:r>
+        <w:t xml:space="preserve">20</w:t>
+      </w:r>
+      <w:r>
+        <w:t xml:space="preserve"> </w:t>
+      </w:r>
+      <w:r>
+        <w:t xml:space="preserve">engineering and product teams (15 full, 5 partial), removing thousands of hours of duplicated engineering effort across the organisation. I also helped with R&amp;D tax credit claims by translating the technical work into documentation that external advisors could audit.</w:t>
       </w:r>
     </w:p>
     <w:p>
@@ -567,235 +684,6 @@
           <w:b/>
           <w:bCs/>
         </w:rPr>
-        <w:t xml:space="preserve">Hired well.</w:t>
-      </w:r>
-      <w:r>
-        <w:t xml:space="preserve"> </w:t>
-      </w:r>
-      <w:r>
-        <w:t xml:space="preserve">Involved in hiring</w:t>
-      </w:r>
-      <w:r>
-        <w:t xml:space="preserve"> </w:t>
-      </w:r>
-      <w:r>
-        <w:t xml:space="preserve">2</w:t>
-      </w:r>
-      <w:r>
-        <w:t xml:space="preserve"> </w:t>
-      </w:r>
-      <w:r>
-        <w:t xml:space="preserve">external engineers and bringing in</w:t>
-      </w:r>
-      <w:r>
-        <w:t xml:space="preserve"> </w:t>
-      </w:r>
-      <w:r>
-        <w:t xml:space="preserve">4</w:t>
-      </w:r>
-      <w:r>
-        <w:t xml:space="preserve"> </w:t>
-      </w:r>
-      <w:r>
-        <w:t xml:space="preserve">through internal transfers — from candidate assessment through to onboarding.</w:t>
-      </w:r>
-    </w:p>
-    <w:p>
-      <w:pPr>
-        <w:pStyle w:val="Compact"/>
-        <w:numPr>
-          <w:ilvl w:val="0"/>
-          <w:numId w:val="1002"/>
-        </w:numPr>
-      </w:pPr>
-      <w:r>
-        <w:rPr>
-          <w:b/>
-          <w:bCs/>
-        </w:rPr>
-        <w:t xml:space="preserve">Delivered a company-wide rebrand (Oct 2025 – Apr 2026).</w:t>
-      </w:r>
-      <w:r>
-        <w:t xml:space="preserve"> </w:t>
-      </w:r>
-      <w:r>
-        <w:t xml:space="preserve">The team shipped the brand refresh across</w:t>
-      </w:r>
-      <w:r>
-        <w:t xml:space="preserve"> </w:t>
-      </w:r>
-      <w:r>
-        <w:t xml:space="preserve">522 pages</w:t>
-      </w:r>
-      <w:r>
-        <w:t xml:space="preserve"> </w:t>
-      </w:r>
-      <w:r>
-        <w:t xml:space="preserve">of the uw.co.uk estate — the main website, the partner portal, the customer account system. We were the critical path: nobody else’s rebrand work could go live until ours shipped. We wrote automated migration scripts that saved content editors hundreds of hours of manual work.</w:t>
-      </w:r>
-    </w:p>
-    <w:p>
-      <w:pPr>
-        <w:pStyle w:val="Compact"/>
-        <w:numPr>
-          <w:ilvl w:val="0"/>
-          <w:numId w:val="1002"/>
-        </w:numPr>
-      </w:pPr>
-      <w:r>
-        <w:rPr>
-          <w:b/>
-          <w:bCs/>
-        </w:rPr>
-        <w:t xml:space="preserve">Kept the platform running.</w:t>
-      </w:r>
-      <w:r>
-        <w:t xml:space="preserve"> </w:t>
-      </w:r>
-      <w:r>
-        <w:t xml:space="preserve">uw.co.uk operated against a</w:t>
-      </w:r>
-      <w:r>
-        <w:t xml:space="preserve"> </w:t>
-      </w:r>
-      <w:r>
-        <w:t xml:space="preserve">99.99% SLO</w:t>
-      </w:r>
-      <w:r>
-        <w:t xml:space="preserve"> </w:t>
-      </w:r>
-      <w:r>
-        <w:t xml:space="preserve">with a single incident this year — resolved within hours, zero downtime otherwise — and</w:t>
-      </w:r>
-      <w:r>
-        <w:t xml:space="preserve"> </w:t>
-      </w:r>
-      <w:r>
-        <w:t xml:space="preserve">&lt;3s</w:t>
-      </w:r>
-      <w:r>
-        <w:t xml:space="preserve"> </w:t>
-      </w:r>
-      <w:r>
-        <w:t xml:space="preserve">page loads on critical pages. The estate includes</w:t>
-      </w:r>
-      <w:r>
-        <w:t xml:space="preserve"> </w:t>
-      </w:r>
-      <w:r>
-        <w:t xml:space="preserve">522 pages</w:t>
-      </w:r>
-      <w:r>
-        <w:t xml:space="preserve">,</w:t>
-      </w:r>
-      <w:r>
-        <w:t xml:space="preserve"> </w:t>
-      </w:r>
-      <w:r>
-        <w:t xml:space="preserve">3,157 media assets</w:t>
-      </w:r>
-      <w:r>
-        <w:t xml:space="preserve">,</w:t>
-      </w:r>
-      <w:r>
-        <w:t xml:space="preserve"> </w:t>
-      </w:r>
-      <w:r>
-        <w:t xml:space="preserve">1,090 shortlinks</w:t>
-      </w:r>
-      <w:r>
-        <w:t xml:space="preserve">, and</w:t>
-      </w:r>
-      <w:r>
-        <w:t xml:space="preserve"> </w:t>
-      </w:r>
-      <w:r>
-        <w:t xml:space="preserve">218 redirects</w:t>
-      </w:r>
-      <w:r>
-        <w:t xml:space="preserve">. We support</w:t>
-      </w:r>
-      <w:r>
-        <w:t xml:space="preserve"> </w:t>
-      </w:r>
-      <w:r>
-        <w:t xml:space="preserve">8</w:t>
-      </w:r>
-      <w:r>
-        <w:t xml:space="preserve"> </w:t>
-      </w:r>
-      <w:r>
-        <w:t xml:space="preserve">content teams (</w:t>
-      </w:r>
-      <w:r>
-        <w:t xml:space="preserve">33</w:t>
-      </w:r>
-      <w:r>
-        <w:t xml:space="preserve"> </w:t>
-      </w:r>
-      <w:r>
-        <w:t xml:space="preserve">users) and</w:t>
-      </w:r>
-      <w:r>
-        <w:t xml:space="preserve"> </w:t>
-      </w:r>
-      <w:r>
-        <w:t xml:space="preserve">15+</w:t>
-      </w:r>
-      <w:r>
-        <w:t xml:space="preserve"> </w:t>
-      </w:r>
-      <w:r>
-        <w:t xml:space="preserve">engineering teams who depend on the platform. I’m responsible for six platform services — Contentful CMS, Google Tag Manager, Snowplow, Mixpanel, Optimizely, and OneTrust — monitored through Kubernetes, Sentry, Prometheus, Pingdom, and Cloudflare.</w:t>
-      </w:r>
-    </w:p>
-    <w:p>
-      <w:pPr>
-        <w:pStyle w:val="Compact"/>
-        <w:numPr>
-          <w:ilvl w:val="0"/>
-          <w:numId w:val="1002"/>
-        </w:numPr>
-      </w:pPr>
-      <w:r>
-        <w:rPr>
-          <w:b/>
-          <w:bCs/>
-        </w:rPr>
-        <w:t xml:space="preserve">Led Design System adoption.</w:t>
-      </w:r>
-      <w:r>
-        <w:t xml:space="preserve"> </w:t>
-      </w:r>
-      <w:r>
-        <w:t xml:space="preserve">The Hearth Design System reached</w:t>
-      </w:r>
-      <w:r>
-        <w:t xml:space="preserve"> </w:t>
-      </w:r>
-      <w:r>
-        <w:t xml:space="preserve">20</w:t>
-      </w:r>
-      <w:r>
-        <w:t xml:space="preserve"> </w:t>
-      </w:r>
-      <w:r>
-        <w:t xml:space="preserve">engineering and product teams (15 full, 5 partial). Consolidating components at that level removed thousands of hours of duplicated engineering effort across the organisation. I also helped with R&amp;D tax credit claims by translating the technical work into documentation that external advisors could audit.</w:t>
-      </w:r>
-    </w:p>
-    <w:p>
-      <w:pPr>
-        <w:pStyle w:val="Compact"/>
-        <w:numPr>
-          <w:ilvl w:val="0"/>
-          <w:numId w:val="1002"/>
-        </w:numPr>
-      </w:pPr>
-      <w:r>
-        <w:rPr>
-          <w:b/>
-          <w:bCs/>
-        </w:rPr>
         <w:t xml:space="preserve">Replaced the CMS.</w:t>
       </w:r>
       <w:r>
@@ -829,7 +717,7 @@
         <w:t xml:space="preserve">~18 people</w:t>
       </w:r>
       <w:r>
-        <w:t xml:space="preserve">) gained content scheduling, structured models, and no more duplicated content.</w:t>
+        <w:t xml:space="preserve">) gained content scheduling and structured models.</w:t>
       </w:r>
     </w:p>
     <w:p>

--- a/assets/Nikos_Vasileiadis_CV_Irish.docx
+++ b/assets/Nikos_Vasileiadis_CV_Irish.docx
@@ -1465,6 +1465,8 @@
       <w:footnotePr>
         <w:numRestart w:val="eachSect"/>
       </w:footnotePr>
+      <w:pgSz w:h="16838" w:w="11906"/>
+      <w:pgMar w:bottom="737" w:footer="454" w:gutter="0" w:header="454" w:left="850" w:right="850" w:top="737"/>
     </w:sectPr>
   </w:body>
 </w:document>
@@ -1707,8 +1709,8 @@
     <w:rPrDefault>
       <w:rPr>
         <w:rFonts w:asciiTheme="minorHAnsi" w:cstheme="minorBidi" w:eastAsiaTheme="minorEastAsia" w:hAnsiTheme="minorHAnsi"/>
-        <w:sz w:val="24"/>
-        <w:szCs w:val="24"/>
+        <w:sz w:val="21"/>
+        <w:szCs w:val="21"/>
         <w:lang w:bidi="ar-SA" w:eastAsia="zh-CN" w:val="en-US"/>
       </w:rPr>
     </w:rPrDefault>
@@ -1729,7 +1731,7 @@
     <w:link w:val="BodyTextChar"/>
     <w:qFormat/>
     <w:pPr>
-      <w:spacing w:after="180" w:before="180"/>
+      <w:spacing w:after="120" w:before="0"/>
     </w:pPr>
   </w:style>
   <w:style w:customStyle="1" w:styleId="FirstParagraph" w:type="paragraph">
@@ -1890,12 +1892,12 @@
     <w:pPr>
       <w:keepNext/>
       <w:keepLines/>
-      <w:spacing w:after="80" w:before="360"/>
+      <w:spacing w:after="60" w:before="0"/>
       <w:outlineLvl w:val="0"/>
     </w:pPr>
     <w:rPr>
       <w:rFonts w:asciiTheme="majorHAnsi" w:cstheme="majorBidi" w:eastAsiaTheme="majorEastAsia" w:hAnsiTheme="majorHAnsi"/>
-      <w:color w:themeColor="accent1" w:themeShade="BF" w:val="0F4761"/>
+      <w:color w:themeColor="accent1" w:themeShade="BF" w:val="1A1A1A"/>
       <w:sz w:val="40"/>
       <w:szCs w:val="40"/>
     </w:rPr>
@@ -1913,14 +1915,14 @@
     <w:pPr>
       <w:keepNext/>
       <w:keepLines/>
-      <w:spacing w:after="80" w:before="160"/>
+      <w:spacing w:after="100" w:before="240"/>
       <w:outlineLvl w:val="1"/>
     </w:pPr>
     <w:rPr>
       <w:rFonts w:asciiTheme="majorHAnsi" w:cstheme="majorBidi" w:eastAsiaTheme="majorEastAsia" w:hAnsiTheme="majorHAnsi"/>
-      <w:color w:themeColor="accent1" w:themeShade="BF" w:val="0F4761"/>
-      <w:sz w:val="32"/>
-      <w:szCs w:val="32"/>
+      <w:color w:themeColor="accent1" w:themeShade="BF" w:val="1A1A1A"/>
+      <w:sz w:val="26"/>
+      <w:szCs w:val="26"/>
     </w:rPr>
   </w:style>
   <w:style w:styleId="Heading3" w:type="paragraph">
@@ -1936,14 +1938,14 @@
     <w:pPr>
       <w:keepNext/>
       <w:keepLines/>
-      <w:spacing w:after="80" w:before="160"/>
+      <w:spacing w:after="60" w:before="200"/>
       <w:outlineLvl w:val="2"/>
     </w:pPr>
     <w:rPr>
       <w:rFonts w:cstheme="majorBidi" w:eastAsiaTheme="majorEastAsia"/>
-      <w:color w:themeColor="accent1" w:themeShade="BF" w:val="0F4761"/>
-      <w:sz w:val="28"/>
-      <w:szCs w:val="28"/>
+      <w:color w:themeColor="accent1" w:themeShade="BF" w:val="1A1A1A"/>
+      <w:sz w:val="23"/>
+      <w:szCs w:val="23"/>
     </w:rPr>
   </w:style>
   <w:style w:styleId="Heading4" w:type="paragraph">
@@ -1966,7 +1968,7 @@
       <w:rFonts w:cstheme="majorBidi" w:eastAsiaTheme="majorEastAsia"/>
       <w:i/>
       <w:iCs/>
-      <w:color w:themeColor="accent1" w:themeShade="BF" w:val="0F4761"/>
+      <w:color w:themeColor="accent1" w:themeShade="BF" w:val="1A1A1A"/>
     </w:rPr>
   </w:style>
   <w:style w:styleId="Heading5" w:type="paragraph">
@@ -1987,7 +1989,7 @@
     </w:pPr>
     <w:rPr>
       <w:rFonts w:cstheme="majorBidi" w:eastAsiaTheme="majorEastAsia"/>
-      <w:color w:themeColor="accent1" w:themeShade="BF" w:val="0F4761"/>
+      <w:color w:themeColor="accent1" w:themeShade="BF" w:val="1A1A1A"/>
     </w:rPr>
   </w:style>
   <w:style w:styleId="Heading6" w:type="paragraph">
@@ -2010,7 +2012,7 @@
       <w:rFonts w:cstheme="majorBidi" w:eastAsiaTheme="majorEastAsia"/>
       <w:i/>
       <w:iCs/>
-      <w:color w:themeColor="text1" w:themeTint="A6" w:val="595959"/>
+      <w:color w:themeColor="text1" w:themeTint="A6" w:val="1A1A1A"/>
     </w:rPr>
   </w:style>
   <w:style w:styleId="Heading7" w:type="paragraph">

--- a/assets/Nikos_Vasileiadis_CV_Irish.docx
+++ b/assets/Nikos_Vasileiadis_CV_Irish.docx
@@ -717,7 +717,7 @@
         <w:t xml:space="preserve">~18 people</w:t>
       </w:r>
       <w:r>
-        <w:t xml:space="preserve">) gained content scheduling and structured models.</w:t>
+        <w:t xml:space="preserve">) gained content scheduling and structured models. We also built the delivery platform around it — Next.js / React / TypeScript, running our own GraphQL API over Contentful’s content APIs with request bundling, query optimisation, and on-demand content revalidation, a layer above what the vendor provides.</w:t>
       </w:r>
     </w:p>
     <w:p>

--- a/assets/Nikos_Vasileiadis_CV_Irish.docx
+++ b/assets/Nikos_Vasileiadis_CV_Irish.docx
@@ -102,7 +102,7 @@
         <w:pStyle w:val="BodyText"/>
       </w:pPr>
       <w:r>
-        <w:t xml:space="preserve">I’m currently an Engineering Manager at Utility Warehouse (FTSE 250), a UK multi-service provider of energy, broadband, mobile, and insurance — where I run platform services for the company’s main website and lead a specialist engineering team. What I’ve learned across those years — working across financial services, regulated utilities, global retail, and public sector — is that the work I care most about is creating the conditions where people do their best work — through clarity, trust, and genuine investment in their growth.</w:t>
+        <w:t xml:space="preserve">I’m currently an Engineering Manager at Utility Warehouse (FTSE 250), a UK multi-service provider of energy, broadband, mobile, and insurance — where I run platform services for the company’s main website and lead a specialist engineering team. What I’ve learned across those years — working across financial services, regulated utilities, global retail, and public sector — is that the work I care most about is creating the conditions where people do their best work — through clarity, trust, and genuine investment in their growth. I’ve introduced structured delivery in three resistant environments: a building society, a global brand agency, and a greenfield platform team.</w:t>
       </w:r>
     </w:p>
     <w:p>
@@ -142,7 +142,7 @@
         <w:t xml:space="preserve"> </w:t>
       </w:r>
       <w:r>
-        <w:t xml:space="preserve">— keeping people, growing them, and getting out of their way. DORA data for delivery health, Heartbeat surveys for wellbeing. I measure what matters and act on it.</w:t>
+        <w:t xml:space="preserve">— keeping people, growing them, and getting out of their way. DORA data for delivery health, Heartbeat surveys for wellbeing. Reorg communication on a cadence — including empty updates when there’s nothing new. I measure what matters and act on it.</w:t>
       </w:r>
     </w:p>
     <w:p>
@@ -229,7 +229,7 @@
         <w:t xml:space="preserve"> </w:t>
       </w:r>
       <w:r>
-        <w:t xml:space="preserve">— a £200k+ annual vendor portfolio across six platform services, CapEx/OpEx planning, vendor evaluation, and making sure engineering work connects to business outcomes.</w:t>
+        <w:t xml:space="preserve">— a £200k+ annual vendor portfolio across six platform services, CapEx/OpEx planning, vendor evaluation, and commercial literacy from sitting with compliance, marketing, data, and IT.</w:t>
       </w:r>
     </w:p>
     <w:p>
@@ -381,7 +381,7 @@
         <w:t xml:space="preserve"> </w:t>
       </w:r>
       <w:r>
-        <w:t xml:space="preserve">(Associate → Mid, Mid → Senior) with evidence-based cases — built on DORA delivery data and monthly Peakon Heartbeat surveys, acted on rather than just collected. Several people I mentored have since moved into Engineering Manager roles, both inside and outside UW. The</w:t>
+        <w:t xml:space="preserve">(Associate → Mid, Mid → Senior) with evidence-based cases — built on DORA delivery data and monthly Peakon Heartbeat surveys, acted on rather than just collected. Developed talent other teams had passed over. Several people I mentored have since moved into Engineering Manager roles, both inside and outside UW. The</w:t>
       </w:r>
       <w:r>
         <w:t xml:space="preserve"> </w:t>
@@ -439,7 +439,7 @@
         <w:t xml:space="preserve"> </w:t>
       </w:r>
       <w:r>
-        <w:t xml:space="preserve">When the organisation restructured — three times — I took responsibility for working out where the team should sit: mapping scope, talking to stakeholders, and building consensus. It wasn’t in my job description; it needed doing. When mobile work entered our remit, I negotiated to bring in a Senior Engineer who already had the expertise. And when one restructuring would have dissolved the Design Systems team, I pushed back and made the case for keeping it — that team went on to enable the company-wide rebrand.</w:t>
+        <w:t xml:space="preserve">When the organisation restructured — three times — I took responsibility for working out where the team should sit: mapping scope, talking to stakeholders, and building consensus. It wasn’t in my job description; it needed doing. When mobile work entered our remit, I negotiated skill inbound — a Senior Engineer who already had the expertise — rather than stretching the existing team thin. And when one restructuring would have dissolved the Design Systems team, I pushed back and made the case for keeping it — that team went on to enable the company-wide rebrand.</w:t>
       </w:r>
     </w:p>
     <w:p>
@@ -985,19 +985,7 @@
         </w:numPr>
       </w:pPr>
       <w:r>
-        <w:t xml:space="preserve">Introduced Agile and Scrum to the organisation for the first time — shifting from ad-hoc output to sprint-based delivery with measurable velocity. I was the primary driver for Agile adoption across the department throughout my time there.</w:t>
-      </w:r>
-    </w:p>
-    <w:p>
-      <w:pPr>
-        <w:pStyle w:val="Compact"/>
-        <w:numPr>
-          <w:ilvl w:val="0"/>
-          <w:numId w:val="1005"/>
-        </w:numPr>
-      </w:pPr>
-      <w:r>
-        <w:t xml:space="preserve">Appointed as Interim Scrum Master (Jun–Oct 2019) to stabilise delivery during their Digital Transformation programme, working alongside external consultants and cross-functional teams.</w:t>
+        <w:t xml:space="preserve">Introduced Agile and Scrum to the organisation for the first time — voluntary ways-of-working forums that grew championing into a parallel Scrum Master role, then a formal Interim SM appointment (Jun–Oct 2019) to stabilise Digital Transformation alongside external consultants.</w:t>
       </w:r>
     </w:p>
     <w:bookmarkEnd w:id="17"/>
@@ -1155,7 +1143,7 @@
         <w:t xml:space="preserve"> </w:t>
       </w:r>
       <w:r>
-        <w:t xml:space="preserve">Earned a Certified Training Professional qualification and spent a year teaching ECDL to adult learners. Privately tutored a student in programming and hardware — that student went on to earn a BSc and MSc in Manchester and now works as an engineer at Sophos. One of my proudest outcomes.</w:t>
+        <w:t xml:space="preserve">Earned a Certified Training Professional qualification and spent a year teaching ECDL to adult learners. Privately tutored a student in programming and hardware — that student went on to earn a BSc and MSc in Manchester and is now an Engineering Manager. One of my proudest outcomes.</w:t>
       </w:r>
     </w:p>
     <w:p>
